--- a/flow/20230914_vu_template/drafts/2023-11-g/06-ПН-св. Павла.docx
+++ b/flow/20230914_vu_template/drafts/2023-11-g/06-ПН-св. Павла.docx
@@ -5781,95 +5781,6 @@
       </w:r>
     </w:p>
     <w:p>
-      <w:pPr>
-        <w:spacing w:after="120" w:lineRule="auto"/>
-        <w:jc w:val="both"/>
-        <w:rPr>
-          <w:rFonts w:ascii="Times New Roman" w:cs="Times New Roman" w:eastAsia="Times New Roman" w:hAnsi="Times New Roman"/>
-          <w:sz w:val="24"/>
-          <w:szCs w:val="24"/>
-        </w:rPr>
-      </w:pPr>
-      <w:r>
-        <w:rPr>
-          <w:rtl w:val="0"/>
-        </w:rPr>
-      </w:r>
-    </w:p>
-    <w:p>
-      <w:pPr>
-        <w:spacing w:after="120" w:lineRule="auto"/>
-        <w:jc w:val="both"/>
-        <w:rPr>
-          <w:rFonts w:ascii="Times New Roman" w:cs="Times New Roman" w:eastAsia="Times New Roman" w:hAnsi="Times New Roman"/>
-          <w:sz w:val="24"/>
-          <w:szCs w:val="24"/>
-        </w:rPr>
-      </w:pPr>
-      <w:r>
-        <w:rPr>
-          <w:rFonts w:ascii="Times New Roman" w:cs="Times New Roman" w:eastAsia="Times New Roman" w:hAnsi="Times New Roman"/>
-          <w:i w:val="1"/>
-          <w:color w:val="ff0000"/>
-          <w:sz w:val="24"/>
-          <w:szCs w:val="24"/>
-          <w:rtl w:val="0"/>
-        </w:rPr>
-        <w:t xml:space="preserve">тропар</w:t>
-      </w:r>
-      <w:r>
-        <w:rPr>
-          <w:rtl w:val="0"/>
-        </w:rPr>
-      </w:r>
-    </w:p>
-    <w:p>
-      <w:pPr>
-        <w:spacing w:after="120" w:lineRule="auto"/>
-        <w:jc w:val="both"/>
-        <w:rPr>
-          <w:rFonts w:ascii="Times New Roman" w:cs="Times New Roman" w:eastAsia="Times New Roman" w:hAnsi="Times New Roman"/>
-          <w:sz w:val="24"/>
-          <w:szCs w:val="24"/>
-        </w:rPr>
-      </w:pPr>
-      <w:r>
-        <w:rPr>
-          <w:rFonts w:ascii="Times New Roman" w:cs="Times New Roman" w:eastAsia="Times New Roman" w:hAnsi="Times New Roman"/>
-          <w:b w:val="1"/>
-          <w:sz w:val="24"/>
-          <w:szCs w:val="24"/>
-          <w:rtl w:val="0"/>
-        </w:rPr>
-        <w:t xml:space="preserve">Слава: і нині:</w:t>
-      </w:r>
-      <w:r>
-        <w:rPr>
-          <w:rFonts w:ascii="Times New Roman" w:cs="Times New Roman" w:eastAsia="Times New Roman" w:hAnsi="Times New Roman"/>
-          <w:sz w:val="24"/>
-          <w:szCs w:val="24"/>
-          <w:rtl w:val="0"/>
-        </w:rPr>
-        <w:t xml:space="preserve"> </w:t>
-      </w:r>
-    </w:p>
-    <w:p>
-      <w:pPr>
-        <w:spacing w:after="120" w:lineRule="auto"/>
-        <w:jc w:val="both"/>
-        <w:rPr>
-          <w:rFonts w:ascii="Times New Roman" w:cs="Times New Roman" w:eastAsia="Times New Roman" w:hAnsi="Times New Roman"/>
-          <w:sz w:val="24"/>
-          <w:szCs w:val="24"/>
-        </w:rPr>
-      </w:pPr>
-      <w:r>
-        <w:rPr>
-          <w:rtl w:val="0"/>
-        </w:rPr>
-      </w:r>
-    </w:p>
-    <w:p>
       <w:pPr/>
       <w:r>
         <w:rPr>
@@ -5901,7 +5812,9 @@
       <w:pPr/>
       <w:r>
         <w:rPr>
+          <w:rFonts w:ascii="Times New Roman" w:hAnsi="Times New Roman"/>
           <w:b/>
+          <w:sz w:val="24"/>
         </w:rPr>
         <w:t xml:space="preserve">Слава, і нині: </w:t>
       </w:r>
@@ -5909,6 +5822,9 @@
         <w:rPr/>
         <w:t>богородичний</w:t>
       </w:r>
+    </w:p>
+    <w:p>
+      <w:pPr/>
     </w:p>
     <w:p>
       <w:pPr>
@@ -11065,138 +10981,6 @@
       </w:r>
     </w:p>
     <w:p>
-      <w:pPr>
-        <w:spacing w:after="120" w:lineRule="auto"/>
-        <w:jc w:val="both"/>
-        <w:rPr>
-          <w:rFonts w:ascii="Times New Roman" w:cs="Times New Roman" w:eastAsia="Times New Roman" w:hAnsi="Times New Roman"/>
-          <w:b w:val="1"/>
-          <w:sz w:val="24"/>
-          <w:szCs w:val="24"/>
-        </w:rPr>
-      </w:pPr>
-      <w:r>
-        <w:rPr>
-          <w:rtl w:val="0"/>
-        </w:rPr>
-      </w:r>
-    </w:p>
-    <w:p>
-      <w:pPr>
-        <w:spacing w:after="120" w:lineRule="auto"/>
-        <w:jc w:val="both"/>
-        <w:rPr>
-          <w:rFonts w:ascii="Times New Roman" w:cs="Times New Roman" w:eastAsia="Times New Roman" w:hAnsi="Times New Roman"/>
-          <w:i w:val="1"/>
-          <w:sz w:val="24"/>
-          <w:szCs w:val="24"/>
-        </w:rPr>
-      </w:pPr>
-      <w:r>
-        <w:rPr>
-          <w:rFonts w:ascii="Times New Roman" w:cs="Times New Roman" w:eastAsia="Times New Roman" w:hAnsi="Times New Roman"/>
-          <w:b w:val="1"/>
-          <w:sz w:val="24"/>
-          <w:szCs w:val="24"/>
-          <w:rtl w:val="0"/>
-        </w:rPr>
-        <w:t xml:space="preserve">Слава: </w:t>
-      </w:r>
-      <w:r>
-        <w:rPr>
-          <w:rtl w:val="0"/>
-        </w:rPr>
-      </w:r>
-    </w:p>
-    <w:p>
-      <w:pPr>
-        <w:spacing w:after="120" w:lineRule="auto"/>
-        <w:jc w:val="both"/>
-        <w:rPr>
-          <w:rFonts w:ascii="Times New Roman" w:cs="Times New Roman" w:eastAsia="Times New Roman" w:hAnsi="Times New Roman"/>
-          <w:sz w:val="24"/>
-          <w:szCs w:val="24"/>
-        </w:rPr>
-      </w:pPr>
-      <w:r>
-        <w:rPr>
-          <w:rFonts w:ascii="Times New Roman" w:cs="Times New Roman" w:eastAsia="Times New Roman" w:hAnsi="Times New Roman"/>
-          <w:b w:val="1"/>
-          <w:sz w:val="24"/>
-          <w:szCs w:val="24"/>
-          <w:rtl w:val="0"/>
-        </w:rPr>
-        <w:t xml:space="preserve">І нині:</w:t>
-      </w:r>
-      <w:r>
-        <w:rPr>
-          <w:rFonts w:ascii="Times New Roman" w:cs="Times New Roman" w:eastAsia="Times New Roman" w:hAnsi="Times New Roman"/>
-          <w:sz w:val="24"/>
-          <w:szCs w:val="24"/>
-          <w:rtl w:val="0"/>
-        </w:rPr>
-        <w:t xml:space="preserve"> </w:t>
-      </w:r>
-    </w:p>
-    <w:p>
-      <w:pPr>
-        <w:spacing w:after="120" w:lineRule="auto"/>
-        <w:jc w:val="both"/>
-        <w:rPr>
-          <w:rFonts w:ascii="Times New Roman" w:cs="Times New Roman" w:eastAsia="Times New Roman" w:hAnsi="Times New Roman"/>
-          <w:sz w:val="24"/>
-          <w:szCs w:val="24"/>
-        </w:rPr>
-      </w:pPr>
-      <w:r>
-        <w:rPr>
-          <w:rtl w:val="0"/>
-        </w:rPr>
-      </w:r>
-    </w:p>
-    <w:p>
-      <w:pPr>
-        <w:spacing w:after="120" w:lineRule="auto"/>
-        <w:jc w:val="both"/>
-        <w:rPr>
-          <w:rFonts w:ascii="Times New Roman" w:cs="Times New Roman" w:eastAsia="Times New Roman" w:hAnsi="Times New Roman"/>
-          <w:i w:val="1"/>
-          <w:color w:val="ff0000"/>
-          <w:sz w:val="24"/>
-          <w:szCs w:val="24"/>
-        </w:rPr>
-      </w:pPr>
-      <w:r>
-        <w:rPr>
-          <w:rFonts w:ascii="Times New Roman" w:cs="Times New Roman" w:eastAsia="Times New Roman" w:hAnsi="Times New Roman"/>
-          <w:i w:val="1"/>
-          <w:color w:val="ff0000"/>
-          <w:sz w:val="24"/>
-          <w:szCs w:val="24"/>
-          <w:rtl w:val="0"/>
-        </w:rPr>
-        <w:t xml:space="preserve">По тропарях читає читець чергову катизму, після якої диякон перед св. дверми виголошує:</w:t>
-      </w:r>
-    </w:p>
-    <w:p>
-      <w:pPr>
-        <w:spacing w:after="120" w:lineRule="auto"/>
-        <w:jc w:val="both"/>
-        <w:rPr>
-          <w:rFonts w:ascii="Times New Roman" w:cs="Times New Roman" w:eastAsia="Times New Roman" w:hAnsi="Times New Roman"/>
-          <w:i w:val="1"/>
-          <w:color w:val="000000"/>
-          <w:sz w:val="24"/>
-          <w:szCs w:val="24"/>
-        </w:rPr>
-      </w:pPr>
-      <w:r>
-        <w:rPr>
-          <w:rtl w:val="0"/>
-        </w:rPr>
-      </w:r>
-    </w:p>
-    <w:p>
       <w:pPr/>
       <w:r>
         <w:rPr>
@@ -11228,7 +11012,9 @@
       <w:pPr/>
       <w:r>
         <w:rPr>
+          <w:rFonts w:ascii="Times New Roman" w:hAnsi="Times New Roman"/>
           <w:b/>
+          <w:sz w:val="24"/>
         </w:rPr>
         <w:t xml:space="preserve">Слава, і нині: </w:t>
       </w:r>
@@ -11236,6 +11022,9 @@
         <w:rPr/>
         <w:t>богородичний</w:t>
       </w:r>
+    </w:p>
+    <w:p>
+      <w:pPr/>
     </w:p>
     <w:p>
       <w:pPr>
@@ -17289,38 +17078,6 @@
       </w:r>
     </w:p>
     <w:p>
-      <w:pPr>
-        <w:spacing w:after="120" w:lineRule="auto"/>
-        <w:jc w:val="both"/>
-        <w:rPr>
-          <w:rFonts w:ascii="Times New Roman" w:cs="Times New Roman" w:eastAsia="Times New Roman" w:hAnsi="Times New Roman"/>
-          <w:sz w:val="24"/>
-          <w:szCs w:val="24"/>
-        </w:rPr>
-      </w:pPr>
-      <w:r>
-        <w:rPr>
-          <w:rtl w:val="0"/>
-        </w:rPr>
-      </w:r>
-    </w:p>
-    <w:p>
-      <w:pPr>
-        <w:spacing w:after="120" w:lineRule="auto"/>
-        <w:jc w:val="both"/>
-        <w:rPr>
-          <w:rFonts w:ascii="Times New Roman" w:cs="Times New Roman" w:eastAsia="Times New Roman" w:hAnsi="Times New Roman"/>
-          <w:sz w:val="24"/>
-          <w:szCs w:val="24"/>
-        </w:rPr>
-      </w:pPr>
-      <w:r>
-        <w:rPr>
-          <w:rtl w:val="0"/>
-        </w:rPr>
-      </w:r>
-    </w:p>
-    <w:p>
       <w:pPr/>
       <w:r>
         <w:rPr>
@@ -17352,7 +17109,9 @@
       <w:pPr/>
       <w:r>
         <w:rPr>
+          <w:rFonts w:ascii="Times New Roman" w:hAnsi="Times New Roman"/>
           <w:b/>
+          <w:sz w:val="24"/>
         </w:rPr>
         <w:t xml:space="preserve">Слава, і нині: </w:t>
       </w:r>
@@ -17360,6 +17119,9 @@
         <w:rPr/>
         <w:t>богородичний</w:t>
       </w:r>
+    </w:p>
+    <w:p>
+      <w:pPr/>
     </w:p>
     <w:p>
       <w:pPr>

--- a/flow/20230914_vu_template/drafts/2023-11-g/06-ПН-св. Павла.docx
+++ b/flow/20230914_vu_template/drafts/2023-11-g/06-ПН-св. Павла.docx
@@ -5781,7 +5781,9 @@
       </w:r>
     </w:p>
     <w:p>
-      <w:pPr/>
+      <w:pPr>
+        <w:pStyle w:val="a"/>
+      </w:pPr>
       <w:r>
         <w:rPr>
           <w:rFonts w:ascii="Times New Roman" w:hAnsi="Times New Roman"/>
@@ -5809,7 +5811,9 @@
       </w:r>
     </w:p>
     <w:p>
-      <w:pPr/>
+      <w:pPr>
+        <w:pStyle w:val="a"/>
+      </w:pPr>
       <w:r>
         <w:rPr>
           <w:rFonts w:ascii="Times New Roman" w:hAnsi="Times New Roman"/>
@@ -5819,12 +5823,54 @@
         <w:t xml:space="preserve">Слава, і нині: </w:t>
       </w:r>
       <w:r>
-        <w:rPr/>
-        <w:t>богородичний</w:t>
-      </w:r>
-    </w:p>
-    <w:p>
-      <w:pPr/>
+        <w:rPr>
+          <w:rFonts w:ascii="Times New Roman" w:hAnsi="Times New Roman"/>
+          <w:i/>
+          <w:color w:val="FF0000"/>
+          <w:sz w:val="24"/>
+        </w:rPr>
+        <w:t xml:space="preserve">Богородичний (г. 3): </w:t>
+      </w:r>
+      <w:r>
+        <w:rPr>
+          <w:rFonts w:ascii="Times New Roman" w:hAnsi="Times New Roman"/>
+          <w:sz w:val="24"/>
+        </w:rPr>
+        <w:t xml:space="preserve">Красотою твого </w:t>
+      </w:r>
+      <w:r>
+        <w:rPr>
+          <w:rFonts w:ascii="Times New Roman" w:hAnsi="Times New Roman"/>
+          <w:sz w:val="24"/>
+        </w:rPr>
+        <w:t>дівицтва</w:t>
+      </w:r>
+      <w:r>
+        <w:rPr>
+          <w:rFonts w:ascii="Times New Roman" w:hAnsi="Times New Roman"/>
+          <w:sz w:val="24"/>
+        </w:rPr>
+        <w:t xml:space="preserve"> і пресвітлою чистотою твоєю* здивувався Гавриїл і до тебе закликав: Богородице!* Яку похвалу принесу тобі достойну? І як тебе назву?* Не можу збагнути й </w:t>
+      </w:r>
+      <w:r>
+        <w:rPr>
+          <w:rFonts w:ascii="Times New Roman" w:hAnsi="Times New Roman"/>
+          <w:sz w:val="24"/>
+        </w:rPr>
+        <w:t>жахаюся</w:t>
+      </w:r>
+      <w:r>
+        <w:rPr>
+          <w:rFonts w:ascii="Times New Roman" w:hAnsi="Times New Roman"/>
+          <w:sz w:val="24"/>
+        </w:rPr>
+        <w:t>,* тому, як і доручено мені,* кличу до тебе: Радуйся, Благодатна!</w:t>
+      </w:r>
+    </w:p>
+    <w:p>
+      <w:pPr>
+        <w:pStyle w:val="a"/>
+      </w:pPr>
     </w:p>
     <w:p>
       <w:pPr>
@@ -10981,7 +11027,9 @@
       </w:r>
     </w:p>
     <w:p>
-      <w:pPr/>
+      <w:pPr>
+        <w:pStyle w:val="a"/>
+      </w:pPr>
       <w:r>
         <w:rPr>
           <w:rFonts w:ascii="Times New Roman" w:hAnsi="Times New Roman"/>
@@ -11009,7 +11057,9 @@
       </w:r>
     </w:p>
     <w:p>
-      <w:pPr/>
+      <w:pPr>
+        <w:pStyle w:val="a"/>
+      </w:pPr>
       <w:r>
         <w:rPr>
           <w:rFonts w:ascii="Times New Roman" w:hAnsi="Times New Roman"/>
@@ -11019,12 +11069,26 @@
         <w:t xml:space="preserve">Слава, і нині: </w:t>
       </w:r>
       <w:r>
-        <w:rPr/>
-        <w:t>богородичний</w:t>
-      </w:r>
-    </w:p>
-    <w:p>
-      <w:pPr/>
+        <w:rPr>
+          <w:rFonts w:ascii="Times New Roman" w:hAnsi="Times New Roman"/>
+          <w:i/>
+          <w:color w:val="FF0000"/>
+          <w:sz w:val="24"/>
+        </w:rPr>
+        <w:t xml:space="preserve">Богородичний (г. 3): </w:t>
+      </w:r>
+      <w:r>
+        <w:rPr>
+          <w:rFonts w:ascii="Times New Roman" w:hAnsi="Times New Roman"/>
+          <w:sz w:val="24"/>
+        </w:rPr>
+        <w:t>Кожний, де спасається, туди і слушно прибігає.* Який же інший такий захист є, як ти, Богородице,* що охороняєш душі наші?</w:t>
+      </w:r>
+    </w:p>
+    <w:p>
+      <w:pPr>
+        <w:pStyle w:val="a"/>
+      </w:pPr>
     </w:p>
     <w:p>
       <w:pPr>
@@ -17078,7 +17142,9 @@
       </w:r>
     </w:p>
     <w:p>
-      <w:pPr/>
+      <w:pPr>
+        <w:pStyle w:val="a"/>
+      </w:pPr>
       <w:r>
         <w:rPr>
           <w:rFonts w:ascii="Times New Roman" w:hAnsi="Times New Roman"/>
@@ -17106,7 +17172,9 @@
       </w:r>
     </w:p>
     <w:p>
-      <w:pPr/>
+      <w:pPr>
+        <w:pStyle w:val="a"/>
+      </w:pPr>
       <w:r>
         <w:rPr>
           <w:rFonts w:ascii="Times New Roman" w:hAnsi="Times New Roman"/>
@@ -17116,12 +17184,26 @@
         <w:t xml:space="preserve">Слава, і нині: </w:t>
       </w:r>
       <w:r>
-        <w:rPr/>
-        <w:t>богородичний</w:t>
-      </w:r>
-    </w:p>
-    <w:p>
-      <w:pPr/>
+        <w:rPr>
+          <w:rFonts w:ascii="Times New Roman" w:hAnsi="Times New Roman"/>
+          <w:i/>
+          <w:color w:val="FF0000"/>
+          <w:sz w:val="24"/>
+        </w:rPr>
+        <w:t xml:space="preserve">Богородичний (г. 3): </w:t>
+      </w:r>
+      <w:r>
+        <w:rPr>
+          <w:rFonts w:ascii="Times New Roman" w:hAnsi="Times New Roman"/>
+          <w:sz w:val="24"/>
+        </w:rPr>
+        <w:t>Кожний, де спасається, туди і слушно прибігає.* Який же інший такий захист є, як ти, Богородице,* що охороняєш душі наші?</w:t>
+      </w:r>
+    </w:p>
+    <w:p>
+      <w:pPr>
+        <w:pStyle w:val="a"/>
+      </w:pPr>
     </w:p>
     <w:p>
       <w:pPr>
